--- a/output/docx/en/BUFRCREX_TableB_en_28.docx
+++ b/output/docx/en/BUFRCREX_TableB_en_28.docx
@@ -825,7 +825,7 @@
                 <w:b w:val="0"/>
                 <w:sz w:val="16"/>
               </w:rPr>
-              <w:t>Note 133: The alternate longitude may be used when the computation of the position yields multiple solutions and there is no a priori way to distinguish between them.</w:t>
+              <w:t>Note B133: The alternate longitude may be used when the computation of the position yields multiple solutions and there is no a priori way to distinguish between them.</w:t>
             </w:r>
           </w:p>
         </w:tc>
@@ -1018,7 +1018,7 @@
                 <w:b w:val="0"/>
                 <w:sz w:val="16"/>
               </w:rPr>
-              <w:t>Note 133: The alternate longitude may be used when the computation of the position yields multiple solutions and there is no a priori way to distinguish between them.</w:t>
+              <w:t>Note B133: The alternate longitude may be used when the computation of the position yields multiple solutions and there is no a priori way to distinguish between them.</w:t>
             </w:r>
           </w:p>
         </w:tc>
@@ -1403,7 +1403,7 @@
                 <w:b w:val="0"/>
                 <w:sz w:val="16"/>
               </w:rPr>
-              <w:t>Note 94: Left handed x, y and z axes have been chosen for descriptor 0 28 031. | Note 152: The value for descriptor 0 28 031 has been chosen to be suitable for polar orbiting satellites in approximately Sun-synchronous orbits. Geostationary orbits would require greater data widths for distance and slightly less for speed.</w:t>
+              <w:t>Note B94: Left handed x, y and z axes have been chosen for descriptor 0 28 031. | Note B152: The value for descriptor 0 28 031 has been chosen to be suitable for polar orbiting satellites in approximately Sun-synchronous orbits. Geostationary orbits would require greater data widths for distance and slightly less for speed.</w:t>
             </w:r>
           </w:p>
         </w:tc>
